--- a/output/投研舆情晨报_2026-10-09.docx
+++ b/output/投研舆情晨报_2026-10-09.docx
@@ -19,7 +19,7 @@
           <w:color w:val="8A939E"/>
           <w:sz w:val="18"/>
         </w:rPr>
-        <w:t>覆盖 6 家媒体 · 入库 13,843 条 · 去重后 2,043 条 · 识别热点 58 个</w:t>
+        <w:t>覆盖 6 家媒体 · 入库 13,986 条 · 去重后 2,154 条 · 识别热点 55 个</w:t>
       </w:r>
     </w:p>
     <w:p>
@@ -126,7 +126,7 @@
           </w:tcPr>
           <w:p>
             <w:r>
-              <w:t>0.854</w:t>
+              <w:t>0.827</w:t>
             </w:r>
           </w:p>
         </w:tc>
@@ -146,7 +146,7 @@
           </w:tcPr>
           <w:p>
             <w:r>
-              <w:t>综合</w:t>
+              <w:t>汽车出行</w:t>
             </w:r>
           </w:p>
         </w:tc>
@@ -156,7 +156,7 @@
           </w:tcPr>
           <w:p>
             <w:r>
-              <w:t>交通运输部今天发布的最新数据显示，国庆七天假期，全社会跨区域</w:t>
+              <w:t>江淮汽车打开跌停板，跌7.97%！制动系统厂家董事长称是试车</w:t>
             </w:r>
           </w:p>
         </w:tc>
@@ -166,7 +166,7 @@
           </w:tcPr>
           <w:p>
             <w:r>
-              <w:t>18/4</w:t>
+              <w:t>26/3</w:t>
             </w:r>
           </w:p>
         </w:tc>
@@ -188,7 +188,7 @@
           </w:tcPr>
           <w:p>
             <w:r>
-              <w:t>0.787</w:t>
+              <w:t>0.794</w:t>
             </w:r>
           </w:p>
         </w:tc>
@@ -218,7 +218,7 @@
           </w:tcPr>
           <w:p>
             <w:r>
-              <w:t>美股盘初：道指跌0.6%，费城半导体指数跌超2%，存储芯片股</w:t>
+              <w:t>创业板指跌超1%，此前一度涨超1%，医药生物、半导体芯片、光</w:t>
             </w:r>
           </w:p>
         </w:tc>
@@ -228,7 +228,7 @@
           </w:tcPr>
           <w:p>
             <w:r>
-              <w:t>19/4</w:t>
+              <w:t>15/4</w:t>
             </w:r>
           </w:p>
         </w:tc>
@@ -250,7 +250,7 @@
           </w:tcPr>
           <w:p>
             <w:r>
-              <w:t>0.783</w:t>
+              <w:t>0.781</w:t>
             </w:r>
           </w:p>
         </w:tc>
@@ -290,7 +290,7 @@
           </w:tcPr>
           <w:p>
             <w:r>
-              <w:t>19/3</w:t>
+              <w:t>18/3</w:t>
             </w:r>
           </w:p>
         </w:tc>
@@ -312,7 +312,7 @@
           </w:tcPr>
           <w:p>
             <w:r>
-              <w:t>0.744</w:t>
+              <w:t>0.741</w:t>
             </w:r>
           </w:p>
         </w:tc>
@@ -352,7 +352,7 @@
           </w:tcPr>
           <w:p>
             <w:r>
-              <w:t>11/3</w:t>
+              <w:t>14/3</w:t>
             </w:r>
           </w:p>
         </w:tc>
@@ -374,7 +374,7 @@
           </w:tcPr>
           <w:p>
             <w:r>
-              <w:t>0.733</w:t>
+              <w:t>0.643</w:t>
             </w:r>
           </w:p>
         </w:tc>
@@ -394,7 +394,7 @@
           </w:tcPr>
           <w:p>
             <w:r>
-              <w:t>汽车出行</w:t>
+              <w:t>综合</w:t>
             </w:r>
           </w:p>
         </w:tc>
@@ -404,7 +404,7 @@
           </w:tcPr>
           <w:p>
             <w:r>
-              <w:t>江淮汽车封死跌停！百万豪车尊界V800被曝测试中刹车踏板支架</w:t>
+              <w:t>10月8日韩国KOSPI指数收跌2.6% 连续第三日下跌 芯</w:t>
             </w:r>
           </w:p>
         </w:tc>
@@ -414,7 +414,7 @@
           </w:tcPr>
           <w:p>
             <w:r>
-              <w:t>16/3</w:t>
+              <w:t>10/2</w:t>
             </w:r>
           </w:p>
         </w:tc>
@@ -436,131 +436,7 @@
           </w:tcPr>
           <w:p>
             <w:r>
-              <w:t>0.714</w:t>
-            </w:r>
-          </w:p>
-        </w:tc>
-        <w:tc>
-          <w:tcPr>
-            <w:tcW w:type="dxa" w:w="1440"/>
-          </w:tcPr>
-          <w:p>
-            <w:r>
-              <w:t>高热</w:t>
-            </w:r>
-          </w:p>
-        </w:tc>
-        <w:tc>
-          <w:tcPr>
-            <w:tcW w:type="dxa" w:w="1440"/>
-          </w:tcPr>
-          <w:p>
-            <w:r>
-              <w:t>金融市场</w:t>
-            </w:r>
-          </w:p>
-        </w:tc>
-        <w:tc>
-          <w:tcPr>
-            <w:tcW w:type="dxa" w:w="1440"/>
-          </w:tcPr>
-          <w:p>
-            <w:r>
-              <w:t>恒指低开0.41%，报24031.66点；恒生科技指数跌0.</w:t>
-            </w:r>
-          </w:p>
-        </w:tc>
-        <w:tc>
-          <w:tcPr>
-            <w:tcW w:type="dxa" w:w="1440"/>
-          </w:tcPr>
-          <w:p>
-            <w:r>
-              <w:t>12/3</w:t>
-            </w:r>
-          </w:p>
-        </w:tc>
-      </w:tr>
-      <w:tr>
-        <w:tc>
-          <w:tcPr>
-            <w:tcW w:type="dxa" w:w="1440"/>
-          </w:tcPr>
-          <w:p>
-            <w:r>
-              <w:t>7</w:t>
-            </w:r>
-          </w:p>
-        </w:tc>
-        <w:tc>
-          <w:tcPr>
-            <w:tcW w:type="dxa" w:w="1440"/>
-          </w:tcPr>
-          <w:p>
-            <w:r>
-              <w:t>0.587</w:t>
-            </w:r>
-          </w:p>
-        </w:tc>
-        <w:tc>
-          <w:tcPr>
-            <w:tcW w:type="dxa" w:w="1440"/>
-          </w:tcPr>
-          <w:p>
-            <w:r>
-              <w:t>高热</w:t>
-            </w:r>
-          </w:p>
-        </w:tc>
-        <w:tc>
-          <w:tcPr>
-            <w:tcW w:type="dxa" w:w="1440"/>
-          </w:tcPr>
-          <w:p>
-            <w:r>
-              <w:t>综合</w:t>
-            </w:r>
-          </w:p>
-        </w:tc>
-        <w:tc>
-          <w:tcPr>
-            <w:tcW w:type="dxa" w:w="1440"/>
-          </w:tcPr>
-          <w:p>
-            <w:r>
-              <w:t>截至早盘收盘，日经225指数跌0.9%，东证指数跌1.5%。</w:t>
-            </w:r>
-          </w:p>
-        </w:tc>
-        <w:tc>
-          <w:tcPr>
-            <w:tcW w:type="dxa" w:w="1440"/>
-          </w:tcPr>
-          <w:p>
-            <w:r>
-              <w:t>10/2</w:t>
-            </w:r>
-          </w:p>
-        </w:tc>
-      </w:tr>
-      <w:tr>
-        <w:tc>
-          <w:tcPr>
-            <w:tcW w:type="dxa" w:w="1440"/>
-          </w:tcPr>
-          <w:p>
-            <w:r>
-              <w:t>8</w:t>
-            </w:r>
-          </w:p>
-        </w:tc>
-        <w:tc>
-          <w:tcPr>
-            <w:tcW w:type="dxa" w:w="1440"/>
-          </w:tcPr>
-          <w:p>
-            <w:r>
-              <w:t>0.553</w:t>
+              <w:t>0.621</w:t>
             </w:r>
           </w:p>
         </w:tc>
@@ -600,7 +476,7 @@
           </w:tcPr>
           <w:p>
             <w:r>
-              <w:t>8/2</w:t>
+              <w:t>9/2</w:t>
             </w:r>
           </w:p>
         </w:tc>
@@ -612,7 +488,7 @@
           </w:tcPr>
           <w:p>
             <w:r>
-              <w:t>9</w:t>
+              <w:t>7</w:t>
             </w:r>
           </w:p>
         </w:tc>
@@ -622,7 +498,7 @@
           </w:tcPr>
           <w:p>
             <w:r>
-              <w:t>0.535</w:t>
+              <w:t>0.613</w:t>
             </w:r>
           </w:p>
         </w:tc>
@@ -652,7 +528,69 @@
           </w:tcPr>
           <w:p>
             <w:r>
-              <w:t>伊朗总统佩泽希齐扬据悉与俄罗斯总统普京举行了电话会谈</w:t>
+              <w:t>理响中国·聚焦2026中国经济丨出行热、消费旺、文旅火 四组</w:t>
+            </w:r>
+          </w:p>
+        </w:tc>
+        <w:tc>
+          <w:tcPr>
+            <w:tcW w:type="dxa" w:w="1440"/>
+          </w:tcPr>
+          <w:p>
+            <w:r>
+              <w:t>10/2</w:t>
+            </w:r>
+          </w:p>
+        </w:tc>
+      </w:tr>
+      <w:tr>
+        <w:tc>
+          <w:tcPr>
+            <w:tcW w:type="dxa" w:w="1440"/>
+          </w:tcPr>
+          <w:p>
+            <w:r>
+              <w:t>8</w:t>
+            </w:r>
+          </w:p>
+        </w:tc>
+        <w:tc>
+          <w:tcPr>
+            <w:tcW w:type="dxa" w:w="1440"/>
+          </w:tcPr>
+          <w:p>
+            <w:r>
+              <w:t>0.523</w:t>
+            </w:r>
+          </w:p>
+        </w:tc>
+        <w:tc>
+          <w:tcPr>
+            <w:tcW w:type="dxa" w:w="1440"/>
+          </w:tcPr>
+          <w:p>
+            <w:r>
+              <w:t>高热</w:t>
+            </w:r>
+          </w:p>
+        </w:tc>
+        <w:tc>
+          <w:tcPr>
+            <w:tcW w:type="dxa" w:w="1440"/>
+          </w:tcPr>
+          <w:p>
+            <w:r>
+              <w:t>综合</w:t>
+            </w:r>
+          </w:p>
+        </w:tc>
+        <w:tc>
+          <w:tcPr>
+            <w:tcW w:type="dxa" w:w="1440"/>
+          </w:tcPr>
+          <w:p>
+            <w:r>
+              <w:t>中央企业和中国科学院累计合作项目超1200个 经费投入超32</w:t>
             </w:r>
           </w:p>
         </w:tc>
@@ -674,7 +612,7 @@
           </w:tcPr>
           <w:p>
             <w:r>
-              <w:t>10</w:t>
+              <w:t>9</w:t>
             </w:r>
           </w:p>
         </w:tc>
@@ -684,7 +622,7 @@
           </w:tcPr>
           <w:p>
             <w:r>
-              <w:t>0.525</w:t>
+              <w:t>0.511</w:t>
             </w:r>
           </w:p>
         </w:tc>
@@ -729,6 +667,68 @@
           </w:p>
         </w:tc>
       </w:tr>
+      <w:tr>
+        <w:tc>
+          <w:tcPr>
+            <w:tcW w:type="dxa" w:w="1440"/>
+          </w:tcPr>
+          <w:p>
+            <w:r>
+              <w:t>10</w:t>
+            </w:r>
+          </w:p>
+        </w:tc>
+        <w:tc>
+          <w:tcPr>
+            <w:tcW w:type="dxa" w:w="1440"/>
+          </w:tcPr>
+          <w:p>
+            <w:r>
+              <w:t>0.497</w:t>
+            </w:r>
+          </w:p>
+        </w:tc>
+        <w:tc>
+          <w:tcPr>
+            <w:tcW w:type="dxa" w:w="1440"/>
+          </w:tcPr>
+          <w:p>
+            <w:r>
+              <w:t>高热</w:t>
+            </w:r>
+          </w:p>
+        </w:tc>
+        <w:tc>
+          <w:tcPr>
+            <w:tcW w:type="dxa" w:w="1440"/>
+          </w:tcPr>
+          <w:p>
+            <w:r>
+              <w:t>消费零售</w:t>
+            </w:r>
+          </w:p>
+        </w:tc>
+        <w:tc>
+          <w:tcPr>
+            <w:tcW w:type="dxa" w:w="1440"/>
+          </w:tcPr>
+          <w:p>
+            <w:r>
+              <w:t>亚马逊裁减了少量岗位，裁员主要集中在实体店业务部门。（Bus</w:t>
+            </w:r>
+          </w:p>
+        </w:tc>
+        <w:tc>
+          <w:tcPr>
+            <w:tcW w:type="dxa" w:w="1440"/>
+          </w:tcPr>
+          <w:p>
+            <w:r>
+              <w:t>5/2</w:t>
+            </w:r>
+          </w:p>
+        </w:tc>
+      </w:tr>
     </w:tbl>
     <w:p>
       <w:pPr>
@@ -746,7 +746,7 @@
         <w:pStyle w:val="Heading2"/>
       </w:pPr>
       <w:r>
-        <w:t>交通运输部今天发布的最新数据显示，国庆七天假期，全社会跨区域人员流动量预计达21</w:t>
+        <w:t>江淮汽车打开跌停板，跌7.97%！制动系统厂家董事长称是试车员侧向发力“别”断踏板，多家</w:t>
       </w:r>
     </w:p>
     <w:p>
@@ -755,7 +755,7 @@
           <w:color w:val="8A939E"/>
           <w:sz w:val="18"/>
         </w:rPr>
-        <w:t>热度 0.854（爆点）· 18 篇 / 4 家媒体 · 综合</w:t>
+        <w:t>热度 0.827（爆点）· 26 篇 / 3 家媒体 · 汽车出行</w:t>
       </w:r>
     </w:p>
     <w:p>
@@ -767,7 +767,7 @@
         <w:t>事件概述：</w:t>
       </w:r>
       <w:r>
-        <w:t>「交通运输部今天发布的最新数据显示，国庆七天假期，全社会跨区域人员流动量预计达21」由 18 篇报道聚合而成，覆盖 4 家媒体，热度 0.854（爆点），所属板块类目：综合。</w:t>
+        <w:t>「江淮汽车打开跌停板，跌7.97%！制动系统厂家董事长称是试车员侧向发力“别”断踏板，多家上市公司」由 26 篇报道聚合而成，覆盖 3 家媒体，热度 0.827（爆点），所属板块类目：汽车出行。</w:t>
       </w:r>
     </w:p>
     <w:p>
@@ -779,7 +779,7 @@
         <w:t>关键信息：</w:t>
       </w:r>
       <w:r>
-        <w:t>交通运输部今天发布的最新数据显示，国庆七天假期，全社会跨区域人员流动量预计达21；交通运输部：10月6日全社会跨区域人员流动量30346.0万人次；国庆假期中国跨区域人员流动量料达21.44亿人次</w:t>
+        <w:t>江淮汽车打开跌停板，跌7.97%！制动系统厂家董事长称是试车员侧向发力“别”断踏；江淮汽车，连续2日跌停；程智鹏：江淮汽车再跌停！蒸发110亿，"华为期权"神话破灭？</w:t>
       </w:r>
     </w:p>
     <w:p>
@@ -791,7 +791,7 @@
         <w:t>市场影响：</w:t>
       </w:r>
       <w:r>
-        <w:t>关联板块代码：BK0422。（LLM 不可用，未生成研判，以上为检索与统计事实）</w:t>
+        <w:t>关联板块代码：BK0854、BK0953、BK1211、BK000060。（LLM 不可用，未生成研判，以上为检索与统计事实）</w:t>
       </w:r>
     </w:p>
     <w:p>
@@ -812,7 +812,7 @@
           <w:color w:val="8A939E"/>
           <w:sz w:val="17"/>
         </w:rPr>
-        <w:t>引用：[1]交通运输部今天发布的最新数据显示，国庆七天假期，全社 / [2]交通运输部：10月6日全社会跨区域人员流动量3034 / [3]国庆假期中国跨区域人员流动量料达21.44亿人次 / [4]21.44亿的“大项目”，你参与了吗？</w:t>
+        <w:t>引用：[1]江淮汽车打开跌停板，跌7.97%！制动系统厂家董事长 / [2]江淮汽车，连续2日跌停 / [3]程智鹏：江淮汽车再跌停！蒸发110亿，"华为期权"神 / [4]江淮汽车封死跌停！百万豪车尊界V800被曝测试中刹车</w:t>
       </w:r>
     </w:p>
     <w:p>
@@ -820,7 +820,7 @@
         <w:pStyle w:val="Heading2"/>
       </w:pPr>
       <w:r>
-        <w:t>美股盘初：道指跌0.6%，费城半导体指数跌超2%，存储芯片股、光通信股、黄金股普跌</w:t>
+        <w:t>创业板指跌超1%，此前一度涨超1%，医药生物、半导体芯片、光模块、机器人等方向跌</w:t>
       </w:r>
     </w:p>
     <w:p>
@@ -829,7 +829,7 @@
           <w:color w:val="8A939E"/>
           <w:sz w:val="18"/>
         </w:rPr>
-        <w:t>热度 0.787（爆点）· 19 篇 / 4 家媒体 · 金融市场</w:t>
+        <w:t>热度 0.794（爆点）· 15 篇 / 4 家媒体 · 金融市场</w:t>
       </w:r>
     </w:p>
     <w:p>
@@ -841,7 +841,7 @@
         <w:t>事件概述：</w:t>
       </w:r>
       <w:r>
-        <w:t>「美股盘初：道指跌0.6%，费城半导体指数跌超2%，存储芯片股、光通信股、黄金股普跌」由 19 篇报道聚合而成，覆盖 4 家媒体，热度 0.787（爆点），所属板块类目：金融市场。</w:t>
+        <w:t>「创业板指跌超1%，此前一度涨超1%，医药生物、半导体芯片、光模块、机器人等方向跌」由 15 篇报道聚合而成，覆盖 4 家媒体，热度 0.794（爆点），所属板块类目：金融市场。</w:t>
       </w:r>
     </w:p>
     <w:p>
@@ -853,7 +853,7 @@
         <w:t>关键信息：</w:t>
       </w:r>
       <w:r>
-        <w:t>美股盘初：道指跌0.6%，费城半导体指数跌超2%，存储芯片股、光通信股、黄金股普；费城半导体指数开盘下跌2% 报12944.57点；美股三大指数集体低开 光通信板块领跌</w:t>
+        <w:t>创业板指跌超1%，此前一度涨超1%，医药生物、半导体芯片、光模块、机器人等方向跌；创业板指涨超1%，此前一度跌超0.9%。；创业板指跌超3% 全市场超4500只个股下跌</w:t>
       </w:r>
     </w:p>
     <w:p>
@@ -886,7 +886,7 @@
           <w:color w:val="8A939E"/>
           <w:sz w:val="17"/>
         </w:rPr>
-        <w:t>引用：[1]美股盘初：道指跌0.6%，费城半导体指数跌超2%，存 / [2]费城半导体指数开盘下跌2% 报12944.57点 / [3]美股三大指数集体低开 光通信板块领跌 / [4]纳指低开0.6% 光通信、存储板块走低</w:t>
+        <w:t>引用：[1]创业板指跌超1%，此前一度涨超1%，医药生物、半导体 / [2]创业板指涨超1%，此前一度跌超0.9%。 / [3]创业板指跌超3% 全市场超4500只个股下跌 / [4]创业板指翻绿，此前一度涨超1%。</w:t>
       </w:r>
     </w:p>
     <w:p>
@@ -903,7 +903,7 @@
           <w:color w:val="8A939E"/>
           <w:sz w:val="18"/>
         </w:rPr>
-        <w:t>热度 0.783（爆点）· 19 篇 / 3 家媒体 · 国际市场</w:t>
+        <w:t>热度 0.781（爆点）· 18 篇 / 3 家媒体 · 国际市场</w:t>
       </w:r>
     </w:p>
     <w:p>
@@ -915,7 +915,7 @@
         <w:t>事件概述：</w:t>
       </w:r>
       <w:r>
-        <w:t>「10月8日隔夜要闻：美股收跌 美光涨超4% 欧元区股市触及四个月低点 美联储纪要显示9月升息获一」由 19 篇报道聚合而成，覆盖 3 家媒体，热度 0.783（爆点），所属板块类目：国际市场。</w:t>
+        <w:t>「10月8日隔夜要闻：美股收跌 美光涨超4% 欧元区股市触及四个月低点 美联储纪要显示9月升息获一」由 18 篇报道聚合而成，覆盖 3 家媒体，热度 0.781（爆点），所属板块类目：国际市场。</w:t>
       </w:r>
     </w:p>
     <w:p>
@@ -939,7 +939,7 @@
         <w:t>市场影响：</w:t>
       </w:r>
       <w:r>
-        <w:t>关联板块代码：本簇未携带板块标签。（LLM 不可用，未生成研判，以上为检索与统计事实）</w:t>
+        <w:t>关联板块代码：BK0800。（LLM 不可用，未生成研判，以上为检索与统计事实）</w:t>
       </w:r>
     </w:p>
     <w:p>
@@ -960,7 +960,7 @@
           <w:color w:val="8A939E"/>
           <w:sz w:val="17"/>
         </w:rPr>
-        <w:t>引用：[1]10月8日隔夜要闻：美股收跌 美光涨超4% 欧元区股 / [2]10月8日外盘头条：美联储纪要显示多数官员倾向年内再 / [3]10月9日隔夜要闻：纳指下跌 AI泡沫担忧再升温 金 / [4]美联储纪要显示9月升息获一致支持 多数与会者倾向年内</w:t>
+        <w:t>引用：[1]10月8日隔夜要闻：美股收跌 美光涨超4% 欧元区股 / [2]10月8日外盘头条：美联储纪要显示多数官员倾向年内再 / [3]10月9日隔夜要闻：纳指下跌 AI泡沫担忧再升温 金 / [4]10月8日收盘：三大指数收跌 10年期美债收益率创2</w:t>
       </w:r>
     </w:p>
     <w:p>
@@ -977,7 +977,7 @@
           <w:color w:val="8A939E"/>
           <w:sz w:val="18"/>
         </w:rPr>
-        <w:t>热度 0.744（爆点）· 11 篇 / 3 家媒体 · 大宗与能化</w:t>
+        <w:t>热度 0.741（爆点）· 14 篇 / 3 家媒体 · 大宗与能化</w:t>
       </w:r>
     </w:p>
     <w:p>
@@ -989,7 +989,7 @@
         <w:t>事件概述：</w:t>
       </w:r>
       <w:r>
-        <w:t>「商品期货开盘，液化气、燃料油主力合约涨超7%，LU燃油涨超4%，甲醇涨超3%。钯」由 11 篇报道聚合而成，覆盖 3 家媒体，热度 0.744（爆点），所属板块类目：大宗与能化。</w:t>
+        <w:t>「商品期货开盘，液化气、燃料油主力合约涨超7%，LU燃油涨超4%，甲醇涨超3%。钯」由 14 篇报道聚合而成，覆盖 3 家媒体，热度 0.741（爆点），所属板块类目：大宗与能化。</w:t>
       </w:r>
     </w:p>
     <w:p>
@@ -1034,7 +1034,7 @@
           <w:color w:val="8A939E"/>
           <w:sz w:val="17"/>
         </w:rPr>
-        <w:t>引用：[1]商品期货开盘，液化气、燃料油主力合约涨超7%，LU燃 / [2]开盘|国内期货主力合约涨多跌少 液化石油气（LPG） / [3]国内商品期货夜盘开盘 主力合约多数下跌 / [4]收评|多个能化品种涨停 燃料油涨超18%</w:t>
+        <w:t>引用：[1]商品期货开盘，液化气、燃料油主力合约涨超7%，LU燃 / [2]开盘|国内期货主力合约涨多跌少 液化石油气（LPG） / [3]国内商品期货夜盘开盘 主力合约多数下跌 / [4]节后能化商品走强 燃油期货主力合约单日涨超18%</w:t>
       </w:r>
     </w:p>
     <w:p>
@@ -1042,7 +1042,7 @@
         <w:pStyle w:val="Heading2"/>
       </w:pPr>
       <w:r>
-        <w:t>江淮汽车封死跌停！百万豪车尊界V800被曝测试中刹车踏板支架断裂，江淮汽车：正在调查中</w:t>
+        <w:t>10月8日韩国KOSPI指数收跌2.6% 连续第三日下跌 芯片股回调拖累大盘</w:t>
       </w:r>
     </w:p>
     <w:p>
@@ -1051,7 +1051,7 @@
           <w:color w:val="8A939E"/>
           <w:sz w:val="18"/>
         </w:rPr>
-        <w:t>热度 0.733（爆点）· 16 篇 / 3 家媒体 · 汽车出行</w:t>
+        <w:t>热度 0.643（爆点）· 10 篇 / 2 家媒体 · 综合</w:t>
       </w:r>
     </w:p>
     <w:p>
@@ -1063,7 +1063,7 @@
         <w:t>事件概述：</w:t>
       </w:r>
       <w:r>
-        <w:t>「江淮汽车封死跌停！百万豪车尊界V800被曝测试中刹车踏板支架断裂，江淮汽车：正在调查中」由 16 篇报道聚合而成，覆盖 3 家媒体，热度 0.733（爆点），所属板块类目：汽车出行。</w:t>
+        <w:t>「10月8日韩国KOSPI指数收跌2.6% 连续第三日下跌 芯片股回调拖累大盘」由 10 篇报道聚合而成，覆盖 2 家媒体，热度 0.643（爆点），所属板块类目：综合。</w:t>
       </w:r>
     </w:p>
     <w:p>
@@ -1075,7 +1075,7 @@
         <w:t>关键信息：</w:t>
       </w:r>
       <w:r>
-        <w:t>江淮汽车封死跌停！百万豪车尊界V800被曝测试中刹车踏板支架断裂，江淮汽车：正在；江淮汽车回应尊界V800刹车踏板支架断裂一事：目前正在调查中；江淮汽车方面人士回应尊界V800懂车帝测试：在关注中</w:t>
+        <w:t>10月8日韩国KOSPI指数收跌2.6% 连续第三日下跌 芯片股回调拖累大盘；日韩股市开盘 日经指数开盘下跌0.3%；10月8日日经指数收跌1.4% 机械股、金融股拖累大盘走低</w:t>
       </w:r>
     </w:p>
     <w:p>
@@ -1087,7 +1087,7 @@
         <w:t>市场影响：</w:t>
       </w:r>
       <w:r>
-        <w:t>关联板块代码：BK0854、BK0953、BK1211、BK000060。（LLM 不可用，未生成研判，以上为检索与统计事实）</w:t>
+        <w:t>关联板块代码：本簇未携带板块标签。（LLM 不可用，未生成研判，以上为检索与统计事实）</w:t>
       </w:r>
     </w:p>
     <w:p>
@@ -1108,7 +1108,7 @@
           <w:color w:val="8A939E"/>
           <w:sz w:val="17"/>
         </w:rPr>
-        <w:t>引用：[1]江淮汽车封死跌停！百万豪车尊界V800被曝测试中刹车 / [2]江淮汽车回应尊界V800刹车踏板支架断裂一事：目前正 / [3]江淮汽车方面人士回应尊界V800懂车帝测试：在关注中 / [4]封死跌停！江淮汽车，最新回应！</w:t>
+        <w:t>引用：[1]10月8日韩国KOSPI指数收跌2.6% 连续第三日 / [2]日韩股市开盘 日经指数开盘下跌0.3% / [3]10月8日日经指数收跌1.4% 机械股、金融股拖累大 / [4]日经225指数开盘下跌0.57% 韩股今日休市</w:t>
       </w:r>
     </w:p>
     <w:p>
@@ -1127,7 +1127,7 @@
         <w:pStyle w:val="ListBullet"/>
       </w:pPr>
       <w:r>
-        <w:t>采集：6 家媒体公开接口，累计入库 13,843 条</w:t>
+        <w:t>采集：6 家媒体公开接口，累计入库 13,986 条</w:t>
       </w:r>
     </w:p>
     <w:p>
@@ -1135,7 +1135,7 @@
         <w:pStyle w:val="ListBullet"/>
       </w:pPr>
       <w:r>
-        <w:t>三层去重：2,376 → 2,043 条（精确137/SimHash31/语义165）</w:t>
+        <w:t>三层去重：2,494 → 2,154 条（精确127/SimHash39/语义174）</w:t>
       </w:r>
     </w:p>
     <w:p>
